--- a/docs/Requirements.docx
+++ b/docs/Requirements.docx
@@ -64,7 +64,7 @@
       </w:pPr>
       <w:r>
         <w:pict w14:anchorId="1DC5E72D">
-          <v:rect id="_x0000_i1098" style="width:0;height:1.5pt" o:hralign="center" o:hrstd="t" o:hr="t" fillcolor="#a0a0a0" stroked="f"/>
+          <v:rect id="_x0000_i1025" style="width:0;height:1.5pt" o:hralign="center" o:hrstd="t" o:hr="t" fillcolor="#a0a0a0" stroked="f"/>
         </w:pict>
       </w:r>
     </w:p>
@@ -81,7 +81,23 @@
           <w:b/>
           <w:bCs/>
         </w:rPr>
-        <w:t>Everything Happens On One Page</w:t>
+        <w:t xml:space="preserve">Everything Happens </w:t>
+      </w:r>
+      <w:proofErr w:type="gramStart"/>
+      <w:r>
+        <w:rPr>
+          <w:b/>
+          <w:bCs/>
+        </w:rPr>
+        <w:t>On</w:t>
+      </w:r>
+      <w:proofErr w:type="gramEnd"/>
+      <w:r>
+        <w:rPr>
+          <w:b/>
+          <w:bCs/>
+        </w:rPr>
+        <w:t xml:space="preserve"> One Page</w:t>
       </w:r>
     </w:p>
     <w:p>
@@ -281,7 +297,15 @@
         <w:t>⬜</w:t>
       </w:r>
       <w:r>
-        <w:t xml:space="preserve"> Out For Delivery</w:t>
+        <w:t xml:space="preserve"> Out </w:t>
+      </w:r>
+      <w:proofErr w:type="gramStart"/>
+      <w:r>
+        <w:t>For</w:t>
+      </w:r>
+      <w:proofErr w:type="gramEnd"/>
+      <w:r>
+        <w:t xml:space="preserve"> Delivery</w:t>
       </w:r>
     </w:p>
     <w:p>
@@ -397,8 +421,13 @@
         <w:spacing w:before="240"/>
       </w:pPr>
       <w:r>
-        <w:t xml:space="preserve">         [ Pay Now ]</w:t>
-      </w:r>
+        <w:t xml:space="preserve">         [ Pay </w:t>
+      </w:r>
+      <w:proofErr w:type="gramStart"/>
+      <w:r>
+        <w:t>Now ]</w:t>
+      </w:r>
+      <w:proofErr w:type="gramEnd"/>
     </w:p>
     <w:p>
       <w:pPr>
@@ -515,7 +544,7 @@
       </w:pPr>
       <w:r>
         <w:pict w14:anchorId="4C425DB9">
-          <v:rect id="_x0000_i1099" style="width:0;height:1.5pt" o:hralign="center" o:hrstd="t" o:hr="t" fillcolor="#a0a0a0" stroked="f"/>
+          <v:rect id="_x0000_i1026" style="width:0;height:1.5pt" o:hralign="center" o:hrstd="t" o:hr="t" fillcolor="#a0a0a0" stroked="f"/>
         </w:pict>
       </w:r>
     </w:p>
@@ -629,7 +658,7 @@
       </w:pPr>
       <w:r>
         <w:pict w14:anchorId="29125AC6">
-          <v:rect id="_x0000_i1100" style="width:0;height:1.5pt" o:hralign="center" o:hrstd="t" o:hr="t" fillcolor="#a0a0a0" stroked="f"/>
+          <v:rect id="_x0000_i1027" style="width:0;height:1.5pt" o:hralign="center" o:hrstd="t" o:hr="t" fillcolor="#a0a0a0" stroked="f"/>
         </w:pict>
       </w:r>
     </w:p>
@@ -719,8 +748,13 @@
         <w:spacing w:before="240"/>
       </w:pPr>
       <w:r>
-        <w:t>[ QR CODE ]</w:t>
-      </w:r>
+        <w:t xml:space="preserve">[ QR </w:t>
+      </w:r>
+      <w:proofErr w:type="gramStart"/>
+      <w:r>
+        <w:t>CODE ]</w:t>
+      </w:r>
+      <w:proofErr w:type="gramEnd"/>
     </w:p>
     <w:p>
       <w:pPr>
@@ -742,9 +776,11 @@
       <w:pPr>
         <w:spacing w:before="240"/>
       </w:pPr>
+      <w:proofErr w:type="spellStart"/>
       <w:r>
         <w:t>viveklaundry@okaxis</w:t>
       </w:r>
+      <w:proofErr w:type="spellEnd"/>
     </w:p>
     <w:p>
       <w:pPr>
@@ -800,7 +836,7 @@
       </w:pPr>
       <w:r>
         <w:pict w14:anchorId="40312C3B">
-          <v:rect id="_x0000_i1101" style="width:0;height:1.5pt" o:hralign="center" o:hrstd="t" o:hr="t" fillcolor="#a0a0a0" stroked="f"/>
+          <v:rect id="_x0000_i1028" style="width:0;height:1.5pt" o:hralign="center" o:hrstd="t" o:hr="t" fillcolor="#a0a0a0" stroked="f"/>
         </w:pict>
       </w:r>
     </w:p>
@@ -904,7 +940,15 @@
         <w:spacing w:before="240"/>
       </w:pPr>
       <w:r>
-        <w:t>Operator checks PhonePe.</w:t>
+        <w:t xml:space="preserve">Operator checks </w:t>
+      </w:r>
+      <w:proofErr w:type="spellStart"/>
+      <w:r>
+        <w:t>PhonePe</w:t>
+      </w:r>
+      <w:proofErr w:type="spellEnd"/>
+      <w:r>
+        <w:t>.</w:t>
       </w:r>
     </w:p>
     <w:p>
@@ -937,7 +981,7 @@
       </w:pPr>
       <w:r>
         <w:pict w14:anchorId="397AA628">
-          <v:rect id="_x0000_i1102" style="width:0;height:1.5pt" o:hralign="center" o:hrstd="t" o:hr="t" fillcolor="#a0a0a0" stroked="f"/>
+          <v:rect id="_x0000_i1029" style="width:0;height:1.5pt" o:hralign="center" o:hrstd="t" o:hr="t" fillcolor="#a0a0a0" stroked="f"/>
         </w:pict>
       </w:r>
     </w:p>
@@ -962,8 +1006,13 @@
         <w:spacing w:before="240"/>
       </w:pPr>
       <w:r>
-        <w:t>When you integrate Razorpay</w:t>
-      </w:r>
+        <w:t xml:space="preserve">When you integrate </w:t>
+      </w:r>
+      <w:proofErr w:type="spellStart"/>
+      <w:r>
+        <w:t>Razorpay</w:t>
+      </w:r>
+      <w:proofErr w:type="spellEnd"/>
     </w:p>
     <w:p>
       <w:pPr>
@@ -1025,8 +1074,13 @@
       <w:pPr>
         <w:spacing w:before="240"/>
       </w:pPr>
-      <w:r>
-        <w:t>Razorpay Checkout</w:t>
+      <w:proofErr w:type="spellStart"/>
+      <w:r>
+        <w:t>Razorpay</w:t>
+      </w:r>
+      <w:proofErr w:type="spellEnd"/>
+      <w:r>
+        <w:t xml:space="preserve"> Checkout</w:t>
       </w:r>
     </w:p>
     <w:p>
@@ -1052,7 +1106,7 @@
       </w:pPr>
       <w:r>
         <w:pict w14:anchorId="31451464">
-          <v:rect id="_x0000_i1103" style="width:0;height:1.5pt" o:hralign="center" o:hrstd="t" o:hr="t" fillcolor="#a0a0a0" stroked="f"/>
+          <v:rect id="_x0000_i1030" style="width:0;height:1.5pt" o:hralign="center" o:hrstd="t" o:hr="t" fillcolor="#a0a0a0" stroked="f"/>
         </w:pict>
       </w:r>
     </w:p>
@@ -1295,7 +1349,7 @@
       </w:pPr>
       <w:r>
         <w:pict w14:anchorId="422BFB39">
-          <v:rect id="_x0000_i1104" style="width:0;height:1.5pt" o:hralign="center" o:hrstd="t" o:hr="t" fillcolor="#a0a0a0" stroked="f"/>
+          <v:rect id="_x0000_i1031" style="width:0;height:1.5pt" o:hralign="center" o:hrstd="t" o:hr="t" fillcolor="#a0a0a0" stroked="f"/>
         </w:pict>
       </w:r>
     </w:p>
@@ -1434,7 +1488,7 @@
       </w:pPr>
       <w:r>
         <w:pict w14:anchorId="2C518AB5">
-          <v:rect id="_x0000_i1105" style="width:0;height:1.5pt" o:hralign="center" o:hrstd="t" o:hr="t" fillcolor="#a0a0a0" stroked="f"/>
+          <v:rect id="_x0000_i1032" style="width:0;height:1.5pt" o:hralign="center" o:hrstd="t" o:hr="t" fillcolor="#a0a0a0" stroked="f"/>
         </w:pict>
       </w:r>
     </w:p>
@@ -1532,7 +1586,7 @@
       </w:pPr>
       <w:r>
         <w:pict w14:anchorId="4F4302CB">
-          <v:rect id="_x0000_i1106" style="width:0;height:1.5pt" o:hralign="center" o:hrstd="t" o:hr="t" fillcolor="#a0a0a0" stroked="f"/>
+          <v:rect id="_x0000_i1033" style="width:0;height:1.5pt" o:hralign="center" o:hrstd="t" o:hr="t" fillcolor="#a0a0a0" stroked="f"/>
         </w:pict>
       </w:r>
     </w:p>
@@ -1631,7 +1685,7 @@
       </w:pPr>
       <w:r>
         <w:pict w14:anchorId="58CEF2B2">
-          <v:rect id="_x0000_i1107" style="width:0;height:1.5pt" o:hralign="center" o:hrstd="t" o:hr="t" fillcolor="#a0a0a0" stroked="f"/>
+          <v:rect id="_x0000_i1034" style="width:0;height:1.5pt" o:hralign="center" o:hrstd="t" o:hr="t" fillcolor="#a0a0a0" stroked="f"/>
         </w:pict>
       </w:r>
     </w:p>
@@ -1893,7 +1947,7 @@
       </w:pPr>
       <w:r>
         <w:pict w14:anchorId="16418569">
-          <v:rect id="_x0000_i1108" style="width:0;height:1.5pt" o:hralign="center" o:hrstd="t" o:hr="t" fillcolor="#a0a0a0" stroked="f"/>
+          <v:rect id="_x0000_i1035" style="width:0;height:1.5pt" o:hralign="center" o:hrstd="t" o:hr="t" fillcolor="#a0a0a0" stroked="f"/>
         </w:pict>
       </w:r>
     </w:p>
@@ -2084,8 +2138,13 @@
       <w:pPr>
         <w:spacing w:before="240"/>
       </w:pPr>
-      <w:r>
-        <w:t>So your architecture becomes:</w:t>
+      <w:proofErr w:type="gramStart"/>
+      <w:r>
+        <w:t>So</w:t>
+      </w:r>
+      <w:proofErr w:type="gramEnd"/>
+      <w:r>
+        <w:t xml:space="preserve"> your architecture becomes:</w:t>
       </w:r>
     </w:p>
     <w:p>
@@ -2284,6 +2343,7 @@
         </w:numPr>
         <w:spacing w:before="240"/>
       </w:pPr>
+      <w:proofErr w:type="spellStart"/>
       <w:r>
         <w:rPr>
           <w:b/>
@@ -2291,6 +2351,7 @@
         </w:rPr>
         <w:t>LaundryPro</w:t>
       </w:r>
+      <w:proofErr w:type="spellEnd"/>
     </w:p>
     <w:p>
       <w:pPr>
@@ -2316,6 +2377,7 @@
         </w:numPr>
         <w:spacing w:before="240"/>
       </w:pPr>
+      <w:proofErr w:type="spellStart"/>
       <w:r>
         <w:rPr>
           <w:b/>
@@ -2323,6 +2385,7 @@
         </w:rPr>
         <w:t>LaundryOne</w:t>
       </w:r>
+      <w:proofErr w:type="spellEnd"/>
     </w:p>
     <w:p>
       <w:pPr>
@@ -2332,6 +2395,7 @@
         </w:numPr>
         <w:spacing w:before="240"/>
       </w:pPr>
+      <w:proofErr w:type="spellStart"/>
       <w:r>
         <w:rPr>
           <w:b/>
@@ -2339,6 +2403,7 @@
         </w:rPr>
         <w:t>FreshFold</w:t>
       </w:r>
+      <w:proofErr w:type="spellEnd"/>
     </w:p>
     <w:p>
       <w:pPr>
@@ -2348,6 +2413,7 @@
         </w:numPr>
         <w:spacing w:before="240"/>
       </w:pPr>
+      <w:proofErr w:type="spellStart"/>
       <w:r>
         <w:rPr>
           <w:b/>
@@ -2355,6 +2421,7 @@
         </w:rPr>
         <w:t>WashTrack</w:t>
       </w:r>
+      <w:proofErr w:type="spellEnd"/>
     </w:p>
     <w:p>
       <w:pPr>
@@ -2364,6 +2431,7 @@
         </w:numPr>
         <w:spacing w:before="240"/>
       </w:pPr>
+      <w:proofErr w:type="spellStart"/>
       <w:r>
         <w:rPr>
           <w:b/>
@@ -2371,6 +2439,7 @@
         </w:rPr>
         <w:t>LaundryHub</w:t>
       </w:r>
+      <w:proofErr w:type="spellEnd"/>
     </w:p>
     <w:p>
       <w:pPr>
@@ -2380,6 +2449,7 @@
         </w:numPr>
         <w:spacing w:before="240"/>
       </w:pPr>
+      <w:proofErr w:type="spellStart"/>
       <w:r>
         <w:rPr>
           <w:b/>
@@ -2387,6 +2457,7 @@
         </w:rPr>
         <w:t>QuickWash</w:t>
       </w:r>
+      <w:proofErr w:type="spellEnd"/>
     </w:p>
     <w:p>
       <w:pPr>
@@ -2396,6 +2467,7 @@
         </w:numPr>
         <w:spacing w:before="240"/>
       </w:pPr>
+      <w:proofErr w:type="spellStart"/>
       <w:r>
         <w:rPr>
           <w:b/>
@@ -2403,6 +2475,7 @@
         </w:rPr>
         <w:t>Laundrix</w:t>
       </w:r>
+      <w:proofErr w:type="spellEnd"/>
     </w:p>
     <w:p>
       <w:pPr>
@@ -2412,6 +2485,7 @@
         </w:numPr>
         <w:spacing w:before="240"/>
       </w:pPr>
+      <w:proofErr w:type="spellStart"/>
       <w:r>
         <w:rPr>
           <w:b/>
@@ -2419,6 +2493,7 @@
         </w:rPr>
         <w:t>CleanConnect</w:t>
       </w:r>
+      <w:proofErr w:type="spellEnd"/>
     </w:p>
     <w:p>
       <w:pPr>
@@ -2450,7 +2525,7 @@
       </w:pPr>
       <w:r>
         <w:pict w14:anchorId="2DC8CC81">
-          <v:rect id="_x0000_i1225" style="width:0;height:1.5pt" o:hralign="center" o:hrstd="t" o:hr="t" fillcolor="#a0a0a0" stroked="f"/>
+          <v:rect id="_x0000_i1036" style="width:0;height:1.5pt" o:hralign="center" o:hrstd="t" o:hr="t" fillcolor="#a0a0a0" stroked="f"/>
         </w:pict>
       </w:r>
     </w:p>
@@ -2670,7 +2745,7 @@
       </w:pPr>
       <w:r>
         <w:pict w14:anchorId="0B5A4550">
-          <v:rect id="_x0000_i1226" style="width:0;height:1.5pt" o:hralign="center" o:hrstd="t" o:hr="t" fillcolor="#a0a0a0" stroked="f"/>
+          <v:rect id="_x0000_i1037" style="width:0;height:1.5pt" o:hralign="center" o:hrstd="t" o:hr="t" fillcolor="#a0a0a0" stroked="f"/>
         </w:pict>
       </w:r>
     </w:p>
@@ -2769,7 +2844,7 @@
       </w:pPr>
       <w:r>
         <w:pict w14:anchorId="2121B660">
-          <v:rect id="_x0000_i1227" style="width:0;height:1.5pt" o:hralign="center" o:hrstd="t" o:hr="t" fillcolor="#a0a0a0" stroked="f"/>
+          <v:rect id="_x0000_i1038" style="width:0;height:1.5pt" o:hralign="center" o:hrstd="t" o:hr="t" fillcolor="#a0a0a0" stroked="f"/>
         </w:pict>
       </w:r>
     </w:p>
@@ -2883,7 +2958,7 @@
       </w:pPr>
       <w:r>
         <w:pict w14:anchorId="255E5013">
-          <v:rect id="_x0000_i1228" style="width:0;height:1.5pt" o:hralign="center" o:hrstd="t" o:hr="t" fillcolor="#a0a0a0" stroked="f"/>
+          <v:rect id="_x0000_i1039" style="width:0;height:1.5pt" o:hralign="center" o:hrstd="t" o:hr="t" fillcolor="#a0a0a0" stroked="f"/>
         </w:pict>
       </w:r>
     </w:p>
@@ -3150,7 +3225,7 @@
       </w:pPr>
       <w:r>
         <w:pict w14:anchorId="2E32C285">
-          <v:rect id="_x0000_i1229" style="width:0;height:1.5pt" o:hralign="center" o:hrstd="t" o:hr="t" fillcolor="#a0a0a0" stroked="f"/>
+          <v:rect id="_x0000_i1040" style="width:0;height:1.5pt" o:hralign="center" o:hrstd="t" o:hr="t" fillcolor="#a0a0a0" stroked="f"/>
         </w:pict>
       </w:r>
     </w:p>
@@ -3225,7 +3300,7 @@
       </w:pPr>
       <w:r>
         <w:pict w14:anchorId="6C5D2515">
-          <v:rect id="_x0000_i1230" style="width:0;height:1.5pt" o:hralign="center" o:hrstd="t" o:hr="t" fillcolor="#a0a0a0" stroked="f"/>
+          <v:rect id="_x0000_i1041" style="width:0;height:1.5pt" o:hralign="center" o:hrstd="t" o:hr="t" fillcolor="#a0a0a0" stroked="f"/>
         </w:pict>
       </w:r>
     </w:p>
@@ -3299,7 +3374,7 @@
       </w:pPr>
       <w:r>
         <w:pict w14:anchorId="4C647C62">
-          <v:rect id="_x0000_i1231" style="width:0;height:1.5pt" o:hralign="center" o:hrstd="t" o:hr="t" fillcolor="#a0a0a0" stroked="f"/>
+          <v:rect id="_x0000_i1042" style="width:0;height:1.5pt" o:hralign="center" o:hrstd="t" o:hr="t" fillcolor="#a0a0a0" stroked="f"/>
         </w:pict>
       </w:r>
     </w:p>
@@ -3309,7 +3384,7 @@
       </w:pPr>
       <w:r>
         <w:pict w14:anchorId="460488DA">
-          <v:rect id="_x0000_i1232" style="width:0;height:1.5pt" o:hralign="center" o:hrstd="t" o:hr="t" fillcolor="#a0a0a0" stroked="f"/>
+          <v:rect id="_x0000_i1043" style="width:0;height:1.5pt" o:hralign="center" o:hrstd="t" o:hr="t" fillcolor="#a0a0a0" stroked="f"/>
         </w:pict>
       </w:r>
     </w:p>
@@ -3399,7 +3474,7 @@
       </w:pPr>
       <w:r>
         <w:pict w14:anchorId="3702F773">
-          <v:rect id="_x0000_i1233" style="width:0;height:1.5pt" o:hralign="center" o:hrstd="t" o:hr="t" fillcolor="#a0a0a0" stroked="f"/>
+          <v:rect id="_x0000_i1044" style="width:0;height:1.5pt" o:hralign="center" o:hrstd="t" o:hr="t" fillcolor="#a0a0a0" stroked="f"/>
         </w:pict>
       </w:r>
     </w:p>
@@ -3722,7 +3797,15 @@
         <w:spacing w:before="240"/>
       </w:pPr>
       <w:r>
-        <w:t>We'll implement this with an order_status_history table.</w:t>
+        <w:t xml:space="preserve">We'll implement this with an </w:t>
+      </w:r>
+      <w:proofErr w:type="spellStart"/>
+      <w:r>
+        <w:t>order_status_history</w:t>
+      </w:r>
+      <w:proofErr w:type="spellEnd"/>
+      <w:r>
+        <w:t xml:space="preserve"> table.</w:t>
       </w:r>
     </w:p>
     <w:p>
@@ -3731,7 +3814,7 @@
       </w:pPr>
       <w:r>
         <w:pict w14:anchorId="07DBD1F8">
-          <v:rect id="_x0000_i1234" style="width:0;height:1.5pt" o:hralign="center" o:hrstd="t" o:hr="t" fillcolor="#a0a0a0" stroked="f"/>
+          <v:rect id="_x0000_i1045" style="width:0;height:1.5pt" o:hralign="center" o:hrstd="t" o:hr="t" fillcolor="#a0a0a0" stroked="f"/>
         </w:pict>
       </w:r>
     </w:p>
@@ -3912,7 +3995,7 @@
       </w:pPr>
       <w:r>
         <w:pict w14:anchorId="1712CCBF">
-          <v:rect id="_x0000_i1235" style="width:0;height:1.5pt" o:hralign="center" o:hrstd="t" o:hr="t" fillcolor="#a0a0a0" stroked="f"/>
+          <v:rect id="_x0000_i1046" style="width:0;height:1.5pt" o:hralign="center" o:hrstd="t" o:hr="t" fillcolor="#a0a0a0" stroked="f"/>
         </w:pict>
       </w:r>
     </w:p>
@@ -3924,12 +4007,21 @@
           <w:bCs/>
         </w:rPr>
       </w:pPr>
-      <w:r>
-        <w:rPr>
-          <w:b/>
-          <w:bCs/>
-        </w:rPr>
-        <w:t xml:space="preserve">Tomorrow We Start Angular </w:t>
+      <w:proofErr w:type="gramStart"/>
+      <w:r>
+        <w:rPr>
+          <w:b/>
+          <w:bCs/>
+        </w:rPr>
+        <w:t>Tomorrow</w:t>
+      </w:r>
+      <w:proofErr w:type="gramEnd"/>
+      <w:r>
+        <w:rPr>
+          <w:b/>
+          <w:bCs/>
+        </w:rPr>
+        <w:t xml:space="preserve"> We Start Angular </w:t>
       </w:r>
       <w:r>
         <w:rPr>
@@ -4127,7 +4219,7 @@
       </w:pPr>
       <w:r>
         <w:pict w14:anchorId="474570F6">
-          <v:rect id="_x0000_i1236" style="width:0;height:1.5pt" o:hralign="center" o:hrstd="t" o:hr="t" fillcolor="#a0a0a0" stroked="f"/>
+          <v:rect id="_x0000_i1047" style="width:0;height:1.5pt" o:hralign="center" o:hrstd="t" o:hr="t" fillcolor="#a0a0a0" stroked="f"/>
         </w:pict>
       </w:r>
     </w:p>
@@ -4315,6 +4407,9 @@
         <w:spacing w:before="240"/>
       </w:pPr>
       <w:r>
+        <w:rPr>
+          <w:noProof/>
+        </w:rPr>
         <w:lastRenderedPageBreak/>
         <w:drawing>
           <wp:inline distT="0" distB="0" distL="0" distR="0" wp14:anchorId="0A53271C" wp14:editId="33102388">
@@ -4352,6 +4447,990 @@
           </wp:inline>
         </w:drawing>
       </w:r>
+    </w:p>
+    <w:p>
+      <w:pPr>
+        <w:spacing w:before="240"/>
+      </w:pPr>
+    </w:p>
+    <w:p>
+      <w:pPr>
+        <w:spacing w:before="240"/>
+      </w:pPr>
+      <w:r>
+        <w:t>+++++++++++++++++++++++++++++++++++++++++++++++++++++</w:t>
+      </w:r>
+    </w:p>
+    <w:p>
+      <w:pPr>
+        <w:spacing w:before="240"/>
+      </w:pPr>
+      <w:r>
+        <w:t>We want this:</w:t>
+      </w:r>
+    </w:p>
+    <w:p>
+      <w:pPr>
+        <w:spacing w:before="240"/>
+      </w:pPr>
+      <w:r>
+        <w:t>Customer</w:t>
+      </w:r>
+      <w:r>
+        <w:br/>
+      </w:r>
+      <w:r>
+        <w:br/>
+        <w:t>↓</w:t>
+      </w:r>
+      <w:r>
+        <w:br/>
+      </w:r>
+      <w:r>
+        <w:br/>
+        <w:t>Scan QR</w:t>
+      </w:r>
+      <w:r>
+        <w:br/>
+      </w:r>
+      <w:r>
+        <w:br/>
+        <w:t>↓</w:t>
+      </w:r>
+      <w:r>
+        <w:br/>
+      </w:r>
+      <w:r>
+        <w:br/>
+        <w:t>WhatsApp Opens Automatically</w:t>
+      </w:r>
+      <w:r>
+        <w:br/>
+      </w:r>
+      <w:r>
+        <w:br/>
+        <w:t>↓</w:t>
+      </w:r>
+      <w:r>
+        <w:br/>
+      </w:r>
+      <w:r>
+        <w:br/>
+        <w:t>Pre-filled Message</w:t>
+      </w:r>
+      <w:r>
+        <w:br/>
+      </w:r>
+      <w:r>
+        <w:br/>
+        <w:t>↓</w:t>
+      </w:r>
+      <w:r>
+        <w:br/>
+      </w:r>
+      <w:r>
+        <w:br/>
+        <w:t>Customer Clicks Send</w:t>
+      </w:r>
+      <w:r>
+        <w:br/>
+      </w:r>
+      <w:r>
+        <w:br/>
+        <w:t>↓</w:t>
+      </w:r>
+      <w:r>
+        <w:br/>
+      </w:r>
+      <w:r>
+        <w:br/>
+        <w:t>Booking Started</w:t>
+      </w:r>
+    </w:p>
+    <w:p>
+      <w:pPr>
+        <w:spacing w:before="240"/>
+      </w:pPr>
+      <w:r>
+        <w:t xml:space="preserve">Only </w:t>
+      </w:r>
+      <w:r>
+        <w:rPr>
+          <w:b/>
+          <w:bCs/>
+        </w:rPr>
+        <w:t>two taps</w:t>
+      </w:r>
+      <w:r>
+        <w:t>.</w:t>
+      </w:r>
+    </w:p>
+    <w:p>
+      <w:pPr>
+        <w:spacing w:before="240"/>
+      </w:pPr>
+      <w:r>
+        <w:pict w14:anchorId="5985D269">
+          <v:rect id="_x0000_i1078" style="width:0;height:1.5pt" o:hralign="center" o:hrstd="t" o:hr="t" fillcolor="#a0a0a0" stroked="f"/>
+        </w:pict>
+      </w:r>
+    </w:p>
+    <w:p>
+      <w:pPr>
+        <w:spacing w:before="240"/>
+        <w:rPr>
+          <w:b/>
+          <w:bCs/>
+        </w:rPr>
+      </w:pPr>
+      <w:r>
+        <w:rPr>
+          <w:b/>
+          <w:bCs/>
+        </w:rPr>
+        <w:t>Step 1: Customer Scans QR</w:t>
+      </w:r>
+    </w:p>
+    <w:p>
+      <w:pPr>
+        <w:spacing w:before="240"/>
+      </w:pPr>
+      <w:r>
+        <w:t>Your flyer contains:</w:t>
+      </w:r>
+    </w:p>
+    <w:p>
+      <w:pPr>
+        <w:spacing w:before="240"/>
+      </w:pPr>
+      <w:r>
+        <w:t>────────────────────────────</w:t>
+      </w:r>
+      <w:r>
+        <w:br/>
+      </w:r>
+      <w:r>
+        <w:br/>
+      </w:r>
+      <w:r>
+        <w:rPr>
+          <w:rFonts w:ascii="Segoe UI Emoji" w:hAnsi="Segoe UI Emoji" w:cs="Segoe UI Emoji"/>
+        </w:rPr>
+        <w:t>🧺</w:t>
+      </w:r>
+      <w:r>
+        <w:t xml:space="preserve"> Doorstep Laundry</w:t>
+      </w:r>
+      <w:r>
+        <w:br/>
+      </w:r>
+      <w:r>
+        <w:br/>
+      </w:r>
+      <w:r>
+        <w:lastRenderedPageBreak/>
+        <w:t>Free Pickup</w:t>
+      </w:r>
+      <w:r>
+        <w:br/>
+      </w:r>
+      <w:r>
+        <w:br/>
+        <w:t>Free Delivery</w:t>
+      </w:r>
+      <w:r>
+        <w:br/>
+      </w:r>
+      <w:r>
+        <w:br/>
+        <w:t>SCAN TO BOOK</w:t>
+      </w:r>
+      <w:r>
+        <w:br/>
+      </w:r>
+      <w:r>
+        <w:br/>
+        <w:t xml:space="preserve">        </w:t>
+      </w:r>
+      <w:r>
+        <w:rPr>
+          <w:rFonts w:ascii="Arial" w:hAnsi="Arial" w:cs="Arial"/>
+        </w:rPr>
+        <w:t>██████</w:t>
+      </w:r>
+      <w:r>
+        <w:br/>
+        <w:t xml:space="preserve">        </w:t>
+      </w:r>
+      <w:r>
+        <w:rPr>
+          <w:rFonts w:ascii="Arial" w:hAnsi="Arial" w:cs="Arial"/>
+        </w:rPr>
+        <w:t>█</w:t>
+      </w:r>
+      <w:r>
+        <w:t xml:space="preserve"> QR </w:t>
+      </w:r>
+      <w:r>
+        <w:rPr>
+          <w:rFonts w:ascii="Arial" w:hAnsi="Arial" w:cs="Arial"/>
+        </w:rPr>
+        <w:t>█</w:t>
+      </w:r>
+      <w:r>
+        <w:br/>
+        <w:t xml:space="preserve">        </w:t>
+      </w:r>
+      <w:r>
+        <w:rPr>
+          <w:rFonts w:ascii="Arial" w:hAnsi="Arial" w:cs="Arial"/>
+        </w:rPr>
+        <w:t>██████</w:t>
+      </w:r>
+      <w:r>
+        <w:br/>
+      </w:r>
+      <w:r>
+        <w:br/>
+      </w:r>
+      <w:r>
+        <w:rPr>
+          <w:rFonts w:ascii="Aptos" w:hAnsi="Aptos" w:cs="Aptos"/>
+        </w:rPr>
+        <w:t>────────────────────────────</w:t>
+      </w:r>
+    </w:p>
+    <w:p>
+      <w:pPr>
+        <w:spacing w:before="240"/>
+      </w:pPr>
+      <w:r>
+        <w:t>Customer opens the camera.</w:t>
+      </w:r>
+    </w:p>
+    <w:p>
+      <w:pPr>
+        <w:spacing w:before="240"/>
+      </w:pPr>
+      <w:r>
+        <w:t>Scans.</w:t>
+      </w:r>
+    </w:p>
+    <w:p>
+      <w:pPr>
+        <w:spacing w:before="240"/>
+      </w:pPr>
+      <w:r>
+        <w:t>Immediately WhatsApp opens.</w:t>
+      </w:r>
+    </w:p>
+    <w:p>
+      <w:pPr>
+        <w:spacing w:before="240"/>
+      </w:pPr>
+      <w:r>
+        <w:pict w14:anchorId="7DE5EEE4">
+          <v:rect id="_x0000_i1079" style="width:0;height:1.5pt" o:hralign="center" o:hrstd="t" o:hr="t" fillcolor="#a0a0a0" stroked="f"/>
+        </w:pict>
+      </w:r>
+    </w:p>
+    <w:p>
+      <w:pPr>
+        <w:spacing w:before="240"/>
+        <w:rPr>
+          <w:b/>
+          <w:bCs/>
+        </w:rPr>
+      </w:pPr>
+      <w:r>
+        <w:rPr>
+          <w:b/>
+          <w:bCs/>
+        </w:rPr>
+        <w:t>Step 2: Pre-filled Message</w:t>
+      </w:r>
+    </w:p>
+    <w:p>
+      <w:pPr>
+        <w:spacing w:before="240"/>
+      </w:pPr>
+      <w:r>
+        <w:t>Instead of a blank chat, the customer already sees:</w:t>
+      </w:r>
+    </w:p>
+    <w:p>
+      <w:pPr>
+        <w:spacing w:before="240"/>
+      </w:pPr>
+      <w:r>
+        <w:t xml:space="preserve">Hi </w:t>
+      </w:r>
+      <w:r>
+        <w:rPr>
+          <w:rFonts w:ascii="Segoe UI Emoji" w:hAnsi="Segoe UI Emoji" w:cs="Segoe UI Emoji"/>
+        </w:rPr>
+        <w:t>👋</w:t>
+      </w:r>
+      <w:r>
+        <w:br/>
+      </w:r>
+      <w:r>
+        <w:br/>
+        <w:t>I would like to book a laundry pickup.</w:t>
+      </w:r>
+    </w:p>
+    <w:p>
+      <w:pPr>
+        <w:spacing w:before="240"/>
+      </w:pPr>
+      <w:r>
+        <w:t xml:space="preserve">The customer only presses </w:t>
+      </w:r>
+      <w:r>
+        <w:rPr>
+          <w:b/>
+          <w:bCs/>
+        </w:rPr>
+        <w:t>Send</w:t>
+      </w:r>
+      <w:r>
+        <w:t>.</w:t>
+      </w:r>
+    </w:p>
+    <w:p>
+      <w:pPr>
+        <w:spacing w:before="240"/>
+      </w:pPr>
+      <w:r>
+        <w:t>This reduces friction dramatically.</w:t>
+      </w:r>
+    </w:p>
+    <w:p>
+      <w:pPr>
+        <w:spacing w:before="240"/>
+      </w:pPr>
+      <w:r>
+        <w:pict w14:anchorId="790A9E7B">
+          <v:rect id="_x0000_i1080" style="width:0;height:1.5pt" o:hralign="center" o:hrstd="t" o:hr="t" fillcolor="#a0a0a0" stroked="f"/>
+        </w:pict>
+      </w:r>
+    </w:p>
+    <w:p>
+      <w:pPr>
+        <w:spacing w:before="240"/>
+        <w:rPr>
+          <w:b/>
+          <w:bCs/>
+        </w:rPr>
+      </w:pPr>
+      <w:r>
+        <w:rPr>
+          <w:b/>
+          <w:bCs/>
+        </w:rPr>
+        <w:t>Step 3: Automatic Welcome</w:t>
+      </w:r>
+    </w:p>
+    <w:p>
+      <w:pPr>
+        <w:spacing w:before="240"/>
+      </w:pPr>
+      <w:r>
+        <w:t>Your WhatsApp Business account replies automatically:</w:t>
+      </w:r>
+    </w:p>
+    <w:p>
+      <w:pPr>
+        <w:spacing w:before="240"/>
+      </w:pPr>
+      <w:r>
+        <w:t xml:space="preserve">Hello Vivek </w:t>
+      </w:r>
+      <w:r>
+        <w:rPr>
+          <w:rFonts w:ascii="Segoe UI Emoji" w:hAnsi="Segoe UI Emoji" w:cs="Segoe UI Emoji"/>
+        </w:rPr>
+        <w:t>👋</w:t>
+      </w:r>
+      <w:r>
+        <w:br/>
+      </w:r>
+      <w:r>
+        <w:br/>
+        <w:t>Welcome to WashFlow.</w:t>
+      </w:r>
+      <w:r>
+        <w:br/>
+      </w:r>
+      <w:r>
+        <w:br/>
+      </w:r>
+      <w:r>
+        <w:lastRenderedPageBreak/>
+        <w:t>How can we help you today?</w:t>
+      </w:r>
+      <w:r>
+        <w:br/>
+      </w:r>
+      <w:r>
+        <w:br/>
+        <w:t>1️</w:t>
+      </w:r>
+      <w:r>
+        <w:rPr>
+          <w:rFonts w:ascii="Segoe UI Symbol" w:hAnsi="Segoe UI Symbol" w:cs="Segoe UI Symbol"/>
+        </w:rPr>
+        <w:t>⃣</w:t>
+      </w:r>
+      <w:r>
+        <w:t xml:space="preserve"> Book Pickup</w:t>
+      </w:r>
+      <w:r>
+        <w:br/>
+      </w:r>
+      <w:r>
+        <w:br/>
+        <w:t>2️</w:t>
+      </w:r>
+      <w:r>
+        <w:rPr>
+          <w:rFonts w:ascii="Segoe UI Symbol" w:hAnsi="Segoe UI Symbol" w:cs="Segoe UI Symbol"/>
+        </w:rPr>
+        <w:t>⃣</w:t>
+      </w:r>
+      <w:r>
+        <w:t xml:space="preserve"> Price List</w:t>
+      </w:r>
+      <w:r>
+        <w:br/>
+      </w:r>
+      <w:r>
+        <w:br/>
+        <w:t>3️</w:t>
+      </w:r>
+      <w:r>
+        <w:rPr>
+          <w:rFonts w:ascii="Segoe UI Symbol" w:hAnsi="Segoe UI Symbol" w:cs="Segoe UI Symbol"/>
+        </w:rPr>
+        <w:t>⃣</w:t>
+      </w:r>
+      <w:r>
+        <w:t xml:space="preserve"> Track Existing Order</w:t>
+      </w:r>
+      <w:r>
+        <w:br/>
+      </w:r>
+      <w:r>
+        <w:br/>
+        <w:t>4️</w:t>
+      </w:r>
+      <w:r>
+        <w:rPr>
+          <w:rFonts w:ascii="Segoe UI Symbol" w:hAnsi="Segoe UI Symbol" w:cs="Segoe UI Symbol"/>
+        </w:rPr>
+        <w:t>⃣</w:t>
+      </w:r>
+      <w:r>
+        <w:t xml:space="preserve"> Customer Support</w:t>
+      </w:r>
+    </w:p>
+    <w:p>
+      <w:pPr>
+        <w:spacing w:before="240"/>
+      </w:pPr>
+      <w:r>
+        <w:pict w14:anchorId="276EC60D">
+          <v:rect id="_x0000_i1081" style="width:0;height:1.5pt" o:hralign="center" o:hrstd="t" o:hr="t" fillcolor="#a0a0a0" stroked="f"/>
+        </w:pict>
+      </w:r>
+    </w:p>
+    <w:p>
+      <w:pPr>
+        <w:spacing w:before="240"/>
+        <w:rPr>
+          <w:b/>
+          <w:bCs/>
+        </w:rPr>
+      </w:pPr>
+      <w:r>
+        <w:rPr>
+          <w:b/>
+          <w:bCs/>
+        </w:rPr>
+        <w:t>Step 4: Customer Books Pickup</w:t>
+      </w:r>
+    </w:p>
+    <w:p>
+      <w:pPr>
+        <w:spacing w:before="240"/>
+      </w:pPr>
+      <w:r>
+        <w:t>If customer replies:</w:t>
+      </w:r>
+    </w:p>
+    <w:p>
+      <w:pPr>
+        <w:spacing w:before="240"/>
+      </w:pPr>
+      <w:r>
+        <w:t>1</w:t>
+      </w:r>
+    </w:p>
+    <w:p>
+      <w:pPr>
+        <w:spacing w:before="240"/>
+      </w:pPr>
+      <w:r>
+        <w:t>Bot asks</w:t>
+      </w:r>
+    </w:p>
+    <w:p>
+      <w:pPr>
+        <w:spacing w:before="240"/>
+      </w:pPr>
+      <w:r>
+        <w:t>What is your name?</w:t>
+      </w:r>
+    </w:p>
+    <w:p>
+      <w:pPr>
+        <w:spacing w:before="240"/>
+      </w:pPr>
+      <w:r>
+        <w:t>Customer</w:t>
+      </w:r>
+    </w:p>
+    <w:p>
+      <w:pPr>
+        <w:spacing w:before="240"/>
+      </w:pPr>
+      <w:r>
+        <w:t>Vivek Gohil</w:t>
+      </w:r>
+    </w:p>
+    <w:p>
+      <w:pPr>
+        <w:spacing w:before="240"/>
+      </w:pPr>
+      <w:r>
+        <w:t>Bot</w:t>
+      </w:r>
+    </w:p>
+    <w:p>
+      <w:pPr>
+        <w:spacing w:before="240"/>
+      </w:pPr>
+      <w:r>
+        <w:t>Please share your location.</w:t>
+      </w:r>
+    </w:p>
+    <w:p>
+      <w:pPr>
+        <w:spacing w:before="240"/>
+      </w:pPr>
+      <w:r>
+        <w:t xml:space="preserve">Customer </w:t>
+      </w:r>
+      <w:proofErr w:type="gramStart"/>
+      <w:r>
+        <w:t>shares</w:t>
+      </w:r>
+      <w:proofErr w:type="gramEnd"/>
+      <w:r>
+        <w:t xml:space="preserve"> location.</w:t>
+      </w:r>
+    </w:p>
+    <w:p>
+      <w:pPr>
+        <w:spacing w:before="240"/>
+      </w:pPr>
+      <w:r>
+        <w:t>Bot</w:t>
+      </w:r>
+    </w:p>
+    <w:p>
+      <w:pPr>
+        <w:spacing w:before="240"/>
+      </w:pPr>
+      <w:r>
+        <w:t>Preferred pickup date?</w:t>
+      </w:r>
+      <w:r>
+        <w:br/>
+      </w:r>
+      <w:r>
+        <w:br/>
+        <w:t>Today</w:t>
+      </w:r>
+      <w:r>
+        <w:br/>
+      </w:r>
+      <w:r>
+        <w:br/>
+        <w:t>Tomorrow</w:t>
+      </w:r>
+      <w:r>
+        <w:br/>
+      </w:r>
+      <w:r>
+        <w:br/>
+        <w:t>Choose Date</w:t>
+      </w:r>
+    </w:p>
+    <w:p>
+      <w:pPr>
+        <w:spacing w:before="240"/>
+      </w:pPr>
+      <w:r>
+        <w:lastRenderedPageBreak/>
+        <w:pict w14:anchorId="5FB0B3D1">
+          <v:rect id="_x0000_i1082" style="width:0;height:1.5pt" o:hralign="center" o:hrstd="t" o:hr="t" fillcolor="#a0a0a0" stroked="f"/>
+        </w:pict>
+      </w:r>
+    </w:p>
+    <w:p>
+      <w:pPr>
+        <w:spacing w:before="240"/>
+        <w:rPr>
+          <w:b/>
+          <w:bCs/>
+        </w:rPr>
+      </w:pPr>
+      <w:r>
+        <w:rPr>
+          <w:b/>
+          <w:bCs/>
+        </w:rPr>
+        <w:t>Step 5: Admin Gets Notification</w:t>
+      </w:r>
+    </w:p>
+    <w:p>
+      <w:pPr>
+        <w:spacing w:before="240"/>
+      </w:pPr>
+      <w:r>
+        <w:t>Inside Admin Portal</w:t>
+      </w:r>
+    </w:p>
+    <w:p>
+      <w:pPr>
+        <w:spacing w:before="240"/>
+      </w:pPr>
+      <w:r>
+        <w:t>NEW PICKUP REQUEST</w:t>
+      </w:r>
+      <w:r>
+        <w:br/>
+      </w:r>
+      <w:r>
+        <w:br/>
+        <w:t>Customer</w:t>
+      </w:r>
+      <w:r>
+        <w:br/>
+      </w:r>
+      <w:r>
+        <w:br/>
+        <w:t>Vivek Gohil</w:t>
+      </w:r>
+      <w:r>
+        <w:br/>
+      </w:r>
+      <w:r>
+        <w:br/>
+        <w:t>Mobile</w:t>
+      </w:r>
+      <w:r>
+        <w:br/>
+      </w:r>
+      <w:r>
+        <w:br/>
+        <w:t>9876543210</w:t>
+      </w:r>
+      <w:r>
+        <w:br/>
+      </w:r>
+      <w:r>
+        <w:br/>
+        <w:t>Area</w:t>
+      </w:r>
+      <w:r>
+        <w:br/>
+      </w:r>
+      <w:r>
+        <w:br/>
+        <w:t>Palava</w:t>
+      </w:r>
+      <w:r>
+        <w:br/>
+      </w:r>
+      <w:r>
+        <w:br/>
+        <w:t>Status</w:t>
+      </w:r>
+      <w:r>
+        <w:br/>
+      </w:r>
+      <w:r>
+        <w:br/>
+        <w:t>Waiting for Assignment</w:t>
+      </w:r>
+    </w:p>
+    <w:p>
+      <w:pPr>
+        <w:spacing w:before="240"/>
+      </w:pPr>
+      <w:r>
+        <w:br/>
+      </w:r>
+      <w:r>
+        <w:t>++++++++++++++++++++++++++++++++++++++++++++++++++++++++++</w:t>
+      </w:r>
+    </w:p>
+    <w:p>
+      <w:pPr>
+        <w:spacing w:before="240"/>
+        <w:rPr>
+          <w:b/>
+          <w:bCs/>
+        </w:rPr>
+      </w:pPr>
+      <w:r>
+        <w:rPr>
+          <w:b/>
+          <w:bCs/>
+        </w:rPr>
+        <w:t>Architecture</w:t>
+      </w:r>
+    </w:p>
+    <w:p>
+      <w:pPr>
+        <w:spacing w:before="240"/>
+      </w:pPr>
+      <w:r>
+        <w:t>Customer</w:t>
+      </w:r>
+      <w:r>
+        <w:br/>
+      </w:r>
+      <w:r>
+        <w:br/>
+        <w:t>↓</w:t>
+      </w:r>
+      <w:r>
+        <w:br/>
+      </w:r>
+      <w:r>
+        <w:br/>
+        <w:t>WhatsApp</w:t>
+      </w:r>
+      <w:r>
+        <w:br/>
+      </w:r>
+      <w:r>
+        <w:br/>
+        <w:t>↓</w:t>
+      </w:r>
+      <w:r>
+        <w:br/>
+      </w:r>
+      <w:r>
+        <w:br/>
+        <w:t>Meta WhatsApp Cloud API</w:t>
+      </w:r>
+      <w:r>
+        <w:br/>
+      </w:r>
+      <w:r>
+        <w:br/>
+        <w:t>↓</w:t>
+      </w:r>
+      <w:r>
+        <w:br/>
+      </w:r>
+      <w:r>
+        <w:lastRenderedPageBreak/>
+        <w:br/>
+        <w:t>Webhook</w:t>
+      </w:r>
+      <w:r>
+        <w:br/>
+      </w:r>
+      <w:r>
+        <w:br/>
+        <w:t>↓</w:t>
+      </w:r>
+      <w:r>
+        <w:br/>
+      </w:r>
+      <w:r>
+        <w:br/>
+        <w:t>Spring Boot</w:t>
+      </w:r>
+      <w:r>
+        <w:br/>
+      </w:r>
+      <w:r>
+        <w:br/>
+        <w:t>↓</w:t>
+      </w:r>
+      <w:r>
+        <w:br/>
+      </w:r>
+      <w:r>
+        <w:br/>
+      </w:r>
+      <w:proofErr w:type="spellStart"/>
+      <w:r>
+        <w:t>LaundryOS</w:t>
+      </w:r>
+      <w:proofErr w:type="spellEnd"/>
+      <w:r>
+        <w:t xml:space="preserve"> Database</w:t>
+      </w:r>
+      <w:r>
+        <w:br/>
+      </w:r>
+      <w:r>
+        <w:br/>
+        <w:t>↓</w:t>
+      </w:r>
+      <w:r>
+        <w:br/>
+      </w:r>
+      <w:r>
+        <w:br/>
+        <w:t>Admin Portal</w:t>
+      </w:r>
+      <w:r>
+        <w:br/>
+      </w:r>
+      <w:r>
+        <w:br/>
+        <w:t>↓</w:t>
+      </w:r>
+      <w:r>
+        <w:br/>
+      </w:r>
+      <w:r>
+        <w:br/>
+        <w:t>Driver Pickup App</w:t>
+      </w:r>
+    </w:p>
+    <w:p>
+      <w:pPr>
+        <w:spacing w:before="240"/>
+      </w:pPr>
+    </w:p>
+    <w:p>
+      <w:pPr>
+        <w:spacing w:before="240"/>
+      </w:pPr>
+      <w:r>
+        <w:t>++++++++++++++++++++++++++++++++++++++++++++++++++++++++++</w:t>
+      </w:r>
+    </w:p>
+    <w:p>
+      <w:pPr>
+        <w:spacing w:before="240"/>
+      </w:pPr>
+      <w:r>
+        <w:t>When a customer sends a message:</w:t>
+      </w:r>
+    </w:p>
+    <w:p>
+      <w:pPr>
+        <w:spacing w:before="240"/>
+      </w:pPr>
+      <w:r>
+        <w:t>WhatsApp</w:t>
+      </w:r>
+      <w:r>
+        <w:br/>
+      </w:r>
+      <w:r>
+        <w:br/>
+        <w:t>↓</w:t>
+      </w:r>
+      <w:r>
+        <w:br/>
+      </w:r>
+      <w:r>
+        <w:br/>
+        <w:t>Meta Cloud API</w:t>
+      </w:r>
+      <w:r>
+        <w:br/>
+      </w:r>
+      <w:r>
+        <w:br/>
+        <w:t>↓</w:t>
+      </w:r>
+      <w:r>
+        <w:br/>
+      </w:r>
+      <w:r>
+        <w:br/>
+        <w:t>Webhook</w:t>
+      </w:r>
+      <w:r>
+        <w:br/>
+      </w:r>
+      <w:r>
+        <w:br/>
+        <w:t>↓</w:t>
+      </w:r>
+      <w:r>
+        <w:br/>
+      </w:r>
+      <w:r>
+        <w:br/>
+        <w:t>Spring Boot receives JSON</w:t>
+      </w:r>
+      <w:r>
+        <w:br/>
+      </w:r>
+      <w:r>
+        <w:br/>
+      </w:r>
+      <w:r>
+        <w:lastRenderedPageBreak/>
+        <w:t>↓</w:t>
+      </w:r>
+      <w:r>
+        <w:br/>
+      </w:r>
+      <w:r>
+        <w:br/>
+        <w:t>Save Booking</w:t>
+      </w:r>
+      <w:r>
+        <w:br/>
+      </w:r>
+      <w:r>
+        <w:br/>
+        <w:t>↓</w:t>
+      </w:r>
+      <w:r>
+        <w:br/>
+      </w:r>
+      <w:r>
+        <w:br/>
+        <w:t>Reply automatically</w:t>
+      </w:r>
+    </w:p>
+    <w:p>
+      <w:pPr>
+        <w:spacing w:before="240"/>
+      </w:pPr>
+      <w:r>
+        <w:t>++++++++++++++++++++++++++++++++++++++++++++++++++++++++++++++</w:t>
+      </w:r>
+    </w:p>
+    <w:p>
+      <w:pPr>
+        <w:spacing w:before="240"/>
+      </w:pPr>
     </w:p>
     <w:sectPr>
       <w:pgSz w:w="12240" w:h="15840"/>
